--- a/resources/systems/procedures/schoolwide/06-recess-expectations.docx
+++ b/resources/systems/procedures/schoolwide/06-recess-expectations.docx
@@ -143,200 +143,6 @@
         </w:rPr>
         <w:t xml:space="preserve">This also connects directly to Foundation 1: Adult Ownership. Amanda's session named three kinds of constancy — Emotional, Procedural, and Professional. Almost everything in this document is Procedural Constancy in action: proactively teaching expectations rather than reacting to their absence. Where a procedure leans more on Emotional Constancy (staying regulated, protecting dignity) or Professional Constancy (how adults coordinate with each other), it's named at the bottom of the card.</w:t>
       </w:r>
-      <w:r>
-        <w:rPr>
-          <w:rtl w:val="0"/>
-        </w:rPr>
-      </w:r>
-    </w:p>
-    <w:tbl>
-      <w:tblPr>
-        <w:tblStyle w:val="Table1"/>
-        <w:tblW w:w="10500.0" w:type="dxa"/>
-        <w:jc w:val="left"/>
-        <w:tblBorders>
-          <w:top w:color="d9d9d9" w:space="0" w:sz="4" w:val="single"/>
-          <w:left w:color="b3312c" w:space="0" w:sz="24" w:val="single"/>
-          <w:bottom w:color="d9d9d9" w:space="0" w:sz="4" w:val="single"/>
-          <w:right w:color="d9d9d9" w:space="0" w:sz="4" w:val="single"/>
-          <w:insideH w:color="000000" w:space="0" w:sz="0" w:val="nil"/>
-          <w:insideV w:color="000000" w:space="0" w:sz="0" w:val="nil"/>
-        </w:tblBorders>
-        <w:tblLayout w:type="fixed"/>
-        <w:tblLook w:val="0000"/>
-      </w:tblPr>
-      <w:tblGrid>
-        <w:gridCol w:w="10500"/>
-        <w:tblGridChange w:id="0">
-          <w:tblGrid>
-            <w:gridCol w:w="10500"/>
-          </w:tblGrid>
-        </w:tblGridChange>
-      </w:tblGrid>
-      <w:tr>
-        <w:trPr>
-          <w:cantSplit w:val="0"/>
-          <w:tblHeader w:val="0"/>
-        </w:trPr>
-        <w:tc>
-          <w:tcPr>
-            <w:shd w:fill="f2f2f2" w:val="clear"/>
-            <w:tcMar>
-              <w:top w:w="160.0" w:type="dxa"/>
-              <w:left w:w="200.0" w:type="dxa"/>
-              <w:bottom w:w="160.0" w:type="dxa"/>
-              <w:right w:w="200.0" w:type="dxa"/>
-            </w:tcMar>
-          </w:tcPr>
-          <w:p>
-            <w:pPr>
-              <w:spacing w:after="80" w:lineRule="auto"/>
-              <w:rPr/>
-            </w:pPr>
-            <w:r>
-              <w:rPr>
-                <w:rFonts w:ascii="Calibri" w:cs="Calibri" w:eastAsia="Calibri" w:hAnsi="Calibri"/>
-                <w:b w:val="1"/>
-                <w:bCs w:val="1"/>
-                <w:color w:val="b3312c"/>
-                <w:sz w:val="19"/>
-                <w:szCs w:val="19"/>
-                <w:rtl w:val="0"/>
-              </w:rPr>
-              <w:t xml:space="preserve">FORMAT NOTE</w:t>
-            </w:r>
-            <w:r>
-              <w:rPr>
-                <w:rtl w:val="0"/>
-              </w:rPr>
-            </w:r>
-          </w:p>
-          <w:p>
-            <w:pPr>
-              <w:spacing w:after="60" w:lineRule="auto"/>
-              <w:rPr/>
-            </w:pPr>
-            <w:r>
-              <w:rPr>
-                <w:rFonts w:ascii="Calibri" w:cs="Calibri" w:eastAsia="Calibri" w:hAnsi="Calibri"/>
-                <w:color w:val="1a1a1a"/>
-                <w:sz w:val="20"/>
-                <w:szCs w:val="20"/>
-                <w:rtl w:val="0"/>
-              </w:rPr>
-              <w:t xml:space="preserve">This follows the same shape used in the classroom-specific procedure cards — Teacher/Adult Does and Students Do, side by side. This is a school-wide procedure, not classroom-by-classroom, so there is no ‘Our Room’s Specifics’ column — the specification here is the specification, building-wide.</w:t>
-            </w:r>
-            <w:r>
-              <w:rPr>
-                <w:rtl w:val="0"/>
-              </w:rPr>
-            </w:r>
-          </w:p>
-        </w:tc>
-      </w:tr>
-    </w:tbl>
-    <w:p>
-      <w:pPr>
-        <w:spacing w:after="80" w:lineRule="auto"/>
-        <w:rPr/>
-      </w:pPr>
-      <w:r>
-        <w:rPr>
-          <w:rtl w:val="0"/>
-        </w:rPr>
-      </w:r>
-    </w:p>
-    <w:tbl>
-      <w:tblPr>
-        <w:tblStyle w:val="Table2"/>
-        <w:tblW w:w="10500.0" w:type="dxa"/>
-        <w:jc w:val="left"/>
-        <w:tblBorders>
-          <w:top w:color="d9d9d9" w:space="0" w:sz="4" w:val="single"/>
-          <w:left w:color="b3312c" w:space="0" w:sz="24" w:val="single"/>
-          <w:bottom w:color="d9d9d9" w:space="0" w:sz="4" w:val="single"/>
-          <w:right w:color="d9d9d9" w:space="0" w:sz="4" w:val="single"/>
-          <w:insideH w:color="000000" w:space="0" w:sz="0" w:val="nil"/>
-          <w:insideV w:color="000000" w:space="0" w:sz="0" w:val="nil"/>
-        </w:tblBorders>
-        <w:tblLayout w:type="fixed"/>
-        <w:tblLook w:val="0000"/>
-      </w:tblPr>
-      <w:tblGrid>
-        <w:gridCol w:w="10500"/>
-        <w:tblGridChange w:id="0">
-          <w:tblGrid>
-            <w:gridCol w:w="10500"/>
-          </w:tblGrid>
-        </w:tblGridChange>
-      </w:tblGrid>
-      <w:tr>
-        <w:trPr>
-          <w:cantSplit w:val="0"/>
-          <w:tblHeader w:val="0"/>
-        </w:trPr>
-        <w:tc>
-          <w:tcPr>
-            <w:shd w:fill="f2f2f2" w:val="clear"/>
-            <w:tcMar>
-              <w:top w:w="160.0" w:type="dxa"/>
-              <w:left w:w="200.0" w:type="dxa"/>
-              <w:bottom w:w="160.0" w:type="dxa"/>
-              <w:right w:w="200.0" w:type="dxa"/>
-            </w:tcMar>
-          </w:tcPr>
-          <w:p>
-            <w:pPr>
-              <w:spacing w:after="80" w:lineRule="auto"/>
-              <w:rPr/>
-            </w:pPr>
-            <w:r>
-              <w:rPr>
-                <w:rFonts w:ascii="Calibri" w:cs="Calibri" w:eastAsia="Calibri" w:hAnsi="Calibri"/>
-                <w:b w:val="1"/>
-                <w:bCs w:val="1"/>
-                <w:color w:val="b3312c"/>
-                <w:sz w:val="19"/>
-                <w:szCs w:val="19"/>
-                <w:rtl w:val="0"/>
-              </w:rPr>
-              <w:t xml:space="preserve">THIS IS A LIVING DOCUMENT</w:t>
-            </w:r>
-            <w:r>
-              <w:rPr>
-                <w:rtl w:val="0"/>
-              </w:rPr>
-            </w:r>
-          </w:p>
-          <w:p>
-            <w:pPr>
-              <w:spacing w:after="60" w:lineRule="auto"/>
-              <w:rPr/>
-            </w:pPr>
-            <w:r>
-              <w:rPr>
-                <w:rFonts w:ascii="Calibri" w:cs="Calibri" w:eastAsia="Calibri" w:hAnsi="Calibri"/>
-                <w:color w:val="1a1a1a"/>
-                <w:sz w:val="20"/>
-                <w:szCs w:val="20"/>
-                <w:rtl w:val="0"/>
-              </w:rPr>
-              <w:t xml:space="preserve">A few specifics in this document were genuinely undecided when it was written. Rather than leave them blank, a call was made so staff have one clear answer to teach and hold — those calls are marked ✎ throughout. None of them are permanent. If one doesn’t hold up in practice, revise it and move on — that’s expected, not a failure of the plan.</w:t>
-            </w:r>
-            <w:r>
-              <w:rPr>
-                <w:rtl w:val="0"/>
-              </w:rPr>
-            </w:r>
-          </w:p>
-        </w:tc>
-      </w:tr>
-    </w:tbl>
-    <w:p>
-      <w:pPr>
-        <w:spacing w:after="80" w:lineRule="auto"/>
-        <w:rPr/>
-      </w:pPr>
       <w:r>
         <w:rPr>
           <w:rtl w:val="0"/>
@@ -2114,7 +1920,7 @@
                 <w:szCs w:val="19"/>
                 <w:rtl w:val="0"/>
               </w:rPr>
-              <w:t xml:space="preserve">✎ CALLED FOR NOW — REVISE IF IT DOESN'T WORK</w:t>
+              <w:t>SCHOOLWIDE DECISION</w:t>
             </w:r>
             <w:r>
               <w:rPr>
@@ -2156,7 +1962,7 @@
                 <w:szCs w:val="20"/>
                 <w:rtl w:val="0"/>
               </w:rPr>
-              <w:t xml:space="preserve">Called this as the more conservative default — a smaller, fenced, clearly-edged space is easier for adults to fully see and hold (matches the K–2 “stay within 30 feet” standard) than an open field would be. If the field is regularly used for recess in practice, this line needs to move — flag it for a quick confirm against the actual site.</w:t>
+              <w:t>A smaller, fenced, clearly edged space is easier for adults to see and hold, and it matches the K–2 “stay within 30 feet” standard.</w:t>
             </w:r>
             <w:r>
               <w:rPr>
@@ -2235,7 +2041,7 @@
           <w:szCs w:val="40"/>
           <w:rtl w:val="0"/>
         </w:rPr>
-        <w:t xml:space="preserve">Teaching Recess Expectations: Sample Script</w:t>
+        <w:t>Teaching Recess Expectations: Script</w:t>
       </w:r>
       <w:r>
         <w:rPr>
@@ -2260,7 +2066,7 @@
           <w:szCs w:val="21"/>
           <w:rtl w:val="0"/>
         </w:rPr>
-        <w:t xml:space="preserve">This is a sample script. It's meant to be taught, not read verbatim — add your own school's language, examples, and personality before you use it. This example teaches the K–2 version; adjust boundary review frequency and recall language for older grade bands.</w:t>
+        <w:t>Use this script to teach the routine. It teaches the K–2 version. Older grade bands review boundaries less often and use their grade-band recall language.</w:t>
       </w:r>
       <w:r>
         <w:rPr>
@@ -2992,31 +2798,6 @@
           <w:rtl w:val="0"/>
         </w:rPr>
         <w:t xml:space="preserve">Reteach one routine at a time if something isn't holding (e.g., Recall one day, Inclusion the next) rather than redoing everything at once.</w:t>
-      </w:r>
-      <w:r>
-        <w:rPr>
-          <w:rtl w:val="0"/>
-        </w:rPr>
-      </w:r>
-    </w:p>
-    <w:p>
-      <w:pPr>
-        <w:spacing w:after="120" w:before="0" w:lineRule="auto"/>
-        <w:rPr/>
-      </w:pPr>
-      <w:r>
-        <w:rPr>
-          <w:rFonts w:ascii="Calibri" w:cs="Calibri" w:eastAsia="Calibri" w:hAnsi="Calibri"/>
-          <w:b w:val="0"/>
-          <w:bCs w:val="0"/>
-          <w:i w:val="1"/>
-          <w:iCs w:val="1"/>
-          <w:color w:val="1a1a1a"/>
-          <w:sz w:val="21"/>
-          <w:szCs w:val="21"/>
-          <w:rtl w:val="0"/>
-        </w:rPr>
-        <w:t xml:space="preserve">Personalize before you teach it: use your own recess area's actual boundaries and the grade-band recall signal your team has chosen.</w:t>
       </w:r>
       <w:r>
         <w:rPr>
